--- a/docx/dynamic-code-docs/Update-TestProgress.docx
+++ b/docx/dynamic-code-docs/Update-TestProgress.docx
@@ -171,8 +171,16 @@
       <w:tblPr>
         <w:tblStyle w:val="Table"/>
         <w:tblW w:type="pct" w:w="5000"/>
-        <w:tblLayout w:type="fixed"/>
+        <w:tblLayout w:type="autofit"/>
         <w:tblLook w:firstRow="1" w:lastRow="0" w:firstColumn="0" w:lastColumn="0" w:noHBand="0" w:noVBand="0" w:val="0020"/>
+        <w:tblBorders>
+          <w:top w:val="single" w:sz="6" w:space="0" w:color="auto"/>
+          <w:left w:val="single" w:sz="6" w:space="0" w:color="auto"/>
+          <w:bottom w:val="single" w:sz="6" w:space="0" w:color="auto"/>
+          <w:right w:val="single" w:sz="6" w:space="0" w:color="auto"/>
+          <w:insideH w:val="single" w:sz="6" w:space="0" w:color="auto"/>
+          <w:insideV w:val="single" w:sz="6" w:space="0" w:color="auto"/>
+        </w:tblBorders>
       </w:tblPr>
       <w:tblGrid>
         <w:gridCol w:w="3630"/>
@@ -1290,6 +1298,7 @@
     <w:bookmarkEnd w:id="16"/>
     <w:bookmarkEnd w:id="17"/>
     <w:sectPr>
+      <w:pgSz w:w="16838" w:h="11906" w:orient="landscape"/>
       <w:footnotePr>
         <w:numRestart w:val="eachSect"/>
       </w:footnotePr>
@@ -1519,6 +1528,7 @@
   <w:docDefaults>
     <w:rPrDefault>
       <w:rPr>
+        <w:color w:val="auto"/>
         <w:rFonts w:asciiTheme="minorHAnsi" w:cstheme="minorBidi" w:eastAsiaTheme="minorEastAsia" w:hAnsiTheme="minorHAnsi"/>
         <w:sz w:val="24"/>
         <w:szCs w:val="24"/>

--- a/docx/dynamic-code-docs/Update-TestProgress.docx
+++ b/docx/dynamic-code-docs/Update-TestProgress.docx
@@ -171,15 +171,15 @@
       <w:tblPr>
         <w:tblStyle w:val="Table"/>
         <w:tblW w:type="pct" w:w="5000"/>
-        <w:tblLayout w:type="autofit"/>
+        <w:tblLayout w:type="fixed"/>
         <w:tblLook w:firstRow="1" w:lastRow="0" w:firstColumn="0" w:lastColumn="0" w:noHBand="0" w:noVBand="0" w:val="0020"/>
         <w:tblBorders>
-          <w:top w:val="single" w:sz="6" w:space="0" w:color="auto"/>
-          <w:left w:val="single" w:sz="6" w:space="0" w:color="auto"/>
-          <w:bottom w:val="single" w:sz="6" w:space="0" w:color="auto"/>
-          <w:right w:val="single" w:sz="6" w:space="0" w:color="auto"/>
-          <w:insideH w:val="single" w:sz="6" w:space="0" w:color="auto"/>
-          <w:insideV w:val="single" w:sz="6" w:space="0" w:color="auto"/>
+          <w:top w:val="single" w:sz="6" w:space="0" w:color="808080"/>
+          <w:left w:val="single" w:sz="6" w:space="0" w:color="808080"/>
+          <w:bottom w:val="single" w:sz="6" w:space="0" w:color="808080"/>
+          <w:right w:val="single" w:sz="6" w:space="0" w:color="808080"/>
+          <w:insideH w:val="single" w:sz="6" w:space="0" w:color="808080"/>
+          <w:insideV w:val="single" w:sz="6" w:space="0" w:color="808080"/>
         </w:tblBorders>
       </w:tblPr>
       <w:tblGrid>
@@ -1528,7 +1528,6 @@
   <w:docDefaults>
     <w:rPrDefault>
       <w:rPr>
-        <w:color w:val="auto"/>
         <w:rFonts w:asciiTheme="minorHAnsi" w:cstheme="minorBidi" w:eastAsiaTheme="minorEastAsia" w:hAnsiTheme="minorHAnsi"/>
         <w:sz w:val="24"/>
         <w:szCs w:val="24"/>
@@ -2071,6 +2070,14 @@
         <w:bottom w:type="dxa" w:w="0"/>
         <w:right w:type="dxa" w:w="108"/>
       </w:tblCellMar>
+      <w:tblBorders>
+        <w:top w:color="auto" w:space="0" w:sz="6" w:val="single"/>
+        <w:left w:color="auto" w:space="0" w:sz="6" w:val="single"/>
+        <w:bottom w:color="auto" w:space="0" w:sz="6" w:val="single"/>
+        <w:right w:color="auto" w:space="0" w:sz="6" w:val="single"/>
+        <w:insideH w:color="auto" w:space="0" w:sz="6" w:val="single"/>
+        <w:insideV w:color="auto" w:space="0" w:sz="6" w:val="single"/>
+      </w:tblBorders>
     </w:tblPr>
     <w:tblStylePr w:type="firstRow">
       <w:tcPr>

--- a/docx/dynamic-code-docs/Update-TestProgress.docx
+++ b/docx/dynamic-code-docs/Update-TestProgress.docx
@@ -154,7 +154,7 @@
         <w:pStyle w:val="FirstParagraph"/>
       </w:pPr>
       <w:r>
-        <w:t xml:space="preserve">Extracts test summary from the latest automation test log, prompts for test run details, and updates the Execution Evidence tables in both AUTOMATION_TEST_PLAN.md and ONEVIEW_TEST_PLAN.md. Then regenerates HTML.</w:t>
+        <w:t xml:space="preserve">Extracts test summary from the latest automation test log, prompts for test run details, and updates the Execution Evidence tables in both AUTOMATION_TEST_PLAN.md and HPeOneView_Image_Build_Test_Plan.md. Then regenerates HTML.</w:t>
       </w:r>
     </w:p>
     <w:bookmarkEnd w:id="10"/>
@@ -289,7 +289,7 @@
               <w:pStyle w:val="Compact"/>
             </w:pPr>
             <w:r>
-              <w:t xml:space="preserve">Path to ONEVIEW_TEST_PLAN.md. Defaults to docs/Automation/ONEVIEW_TEST_PLAN.md.</w:t>
+              <w:t xml:space="preserve">Path to HPeOneView_Image_Build_Test_Plan.md. Defaults to docs/Automation/HPeOneView_Image_Build_Test_Plan.md.</w:t>
             </w:r>
           </w:p>
         </w:tc>
@@ -839,7 +839,7 @@
         <w:rPr>
           <w:rStyle w:val="StringTok"/>
         </w:rPr>
-        <w:t xml:space="preserve">    AUTOMATION_TEST_PLAN.md and ONEVIEW_TEST_PLAN.md. Then regenerates HTML.</w:t>
+        <w:t xml:space="preserve">    AUTOMATION_TEST_PLAN.md and HPeOneView_Image_Build_Test_Plan.md. Then regenerates HTML.</w:t>
       </w:r>
       <w:r>
         <w:br/>
@@ -902,7 +902,7 @@
         <w:rPr>
           <w:rStyle w:val="StringTok"/>
         </w:rPr>
-        <w:t xml:space="preserve">    Path to ONEVIEW_TEST_PLAN.md. Defaults to docs/Automation/ONEVIEW_TEST_PLAN.md.</w:t>
+        <w:t xml:space="preserve">    Path to HPeOneView_Image_Build_Test_Plan.md. Defaults to docs/Automation/HPeOneView_Image_Build_Test_Plan.md.</w:t>
       </w:r>
       <w:r>
         <w:br/>

--- a/docx/dynamic-code-docs/Update-TestProgress.docx
+++ b/docx/dynamic-code-docs/Update-TestProgress.docx
@@ -154,7 +154,7 @@
         <w:pStyle w:val="FirstParagraph"/>
       </w:pPr>
       <w:r>
-        <w:t xml:space="preserve">Extracts test summary from the latest automation test log, prompts for test run details, and updates the Execution Evidence tables in both AUTOMATION_TEST_PLAN.md and HPeOneView_Image_Build_Test_Plan.md. Then regenerates HTML.</w:t>
+        <w:t xml:space="preserve">Extracts test summary from the latest automation test log, prompts for test run details, and updates the Execution Evidence tables in both AUTOMATION_TEST_PLAN.md and ONEVIEW_TEST_PLAN.md. Then regenerates HTML.</w:t>
       </w:r>
     </w:p>
     <w:bookmarkEnd w:id="10"/>
@@ -289,7 +289,7 @@
               <w:pStyle w:val="Compact"/>
             </w:pPr>
             <w:r>
-              <w:t xml:space="preserve">Path to HPeOneView_Image_Build_Test_Plan.md. Defaults to docs/Automation/HPeOneView_Image_Build_Test_Plan.md.</w:t>
+              <w:t xml:space="preserve">Path to ONEVIEW_TEST_PLAN.md. Defaults to docs/Automation/ONEVIEW_TEST_PLAN.md.</w:t>
             </w:r>
           </w:p>
         </w:tc>
@@ -839,7 +839,7 @@
         <w:rPr>
           <w:rStyle w:val="StringTok"/>
         </w:rPr>
-        <w:t xml:space="preserve">    AUTOMATION_TEST_PLAN.md and HPeOneView_Image_Build_Test_Plan.md. Then regenerates HTML.</w:t>
+        <w:t xml:space="preserve">    AUTOMATION_TEST_PLAN.md and ONEVIEW_TEST_PLAN.md. Then regenerates HTML.</w:t>
       </w:r>
       <w:r>
         <w:br/>
@@ -902,7 +902,7 @@
         <w:rPr>
           <w:rStyle w:val="StringTok"/>
         </w:rPr>
-        <w:t xml:space="preserve">    Path to HPeOneView_Image_Build_Test_Plan.md. Defaults to docs/Automation/HPeOneView_Image_Build_Test_Plan.md.</w:t>
+        <w:t xml:space="preserve">    Path to ONEVIEW_TEST_PLAN.md. Defaults to docs/Automation/ONEVIEW_TEST_PLAN.md.</w:t>
       </w:r>
       <w:r>
         <w:br/>
